--- a/products-storage/16-chto-v-smete-ne-oplatyat/61-algoritm-proverki-smety.docx
+++ b/products-storage/16-chto-v-smete-ne-oplatyat/61-algoritm-proverki-smety.docx
@@ -4,531 +4,159 @@
   <w:body>
     <w:p>
       <w:pPr>
-        <w:pStyle w:val="Heading1"/>
+        <w:pStyle w:val="Title"/>
       </w:pPr>
       <w:r>
-        <w:t>Алгоритм: проверка сметы до подписания договора</w:t>
+        <w:t>Порядок проверки сметы до подписания договора</w:t>
       </w:r>
     </w:p>
     <w:p>
       <w:r>
-        <w:t>Ядро комплекта. Семь шагов от предмета работ до решения подписывать или не подписывать. На каждом шаге — развилка «продолжать / уточнить письменно / не подписывать без пересчёта».</w:t>
+        <w:t>Результат проверки — перечень непокрытых затрат, оценка их влияния на плановую прибыль и согласованная редакция сметы и условий договора. Проверку проводите по конкретному объекту до подписания цены.</w:t>
       </w:r>
     </w:p>
-    <w:p/>
-    <w:tbl>
-      <w:tblPr>
-        <w:tblStyle w:val="TableGrid"/>
-        <w:tblW w:type="auto" w:w="0"/>
-        <w:tblLook w:firstColumn="1" w:firstRow="1" w:lastColumn="0" w:lastRow="0" w:noHBand="0" w:noVBand="1" w:val="04A0"/>
-      </w:tblPr>
-      <w:tblGrid>
-        <w:gridCol w:w="8640"/>
-      </w:tblGrid>
-      <w:tr>
-        <w:tc>
-          <w:tcPr>
-            <w:tcW w:type="dxa" w:w="8640"/>
-          </w:tcPr>
-          <w:p>
-            <w:r>
-              <w:rPr>
-                <w:b/>
-              </w:rPr>
-              <w:t>Важно, прочитайте до использования</w:t>
-            </w:r>
-          </w:p>
-          <w:p>
-            <w:r>
-              <w:t>Это порядок проверки сметы и рабочие формы к нему, а не юридическая консультация, не составление сметы и не гарантия того, что генподрядчик согласится включить затраты. Комплект делает видимым, чего смета не оплачивает, — пока цена ещё обсуждается.</w:t>
-            </w:r>
-          </w:p>
-          <w:p>
-            <w:r>
-              <w:t>Комплект не составляет смету и не заменяет сметчика. Он проверяет уже составленную смету глазами того, кто по ней будет работать и получать деньги.</w:t>
-            </w:r>
-          </w:p>
-          <w:p>
-            <w:r>
-              <w:t>Числовых величин здесь нет намеренно: проценты накладных расходов и сметной прибыли, размеры зимнего удорожания, номера расценок и индексы меняются, а скачанный файл не обновляется сам. Названо, где величину брать на дату проверки и что в ней проверить.</w:t>
-            </w:r>
-          </w:p>
-          <w:p>
-            <w:r>
-              <w:t>Тексты вычитку юристом не проходили. Ссылок на номера статей и нормативов в файлах нет: проверка ведётся по вашему договору и вашей смете, а спор о праве — работа юриста по конкретным документам.</w:t>
-            </w:r>
-          </w:p>
-          <w:p>
-            <w:r>
-              <w:t>Граница проходит по стадии. Договор не подписан, смета обсуждается — комплект работает. Работы уже идут, а затрат в смете нет — это спор о цене выполненного, и он ведётся другими комплектами: «Дополнительные работы: как получить оплату» и «Акты выполненных работ, КС-2 и КС-3».</w:t>
-            </w:r>
-          </w:p>
-        </w:tc>
-      </w:tr>
-    </w:tbl>
-    <w:p/>
     <w:p>
       <w:pPr>
-        <w:pStyle w:val="Heading2"/>
+        <w:pStyle w:val="Heading1"/>
       </w:pPr>
       <w:r>
-        <w:t>Когда этот алгоритм работает</w:t>
+        <w:t>1. Сопоставьте состав работ</w:t>
       </w:r>
     </w:p>
     <w:p>
       <w:r>
-        <w:t>Смета прислана, договор ещё не подписан, цена обсуждается. Это единственный момент, когда выпадающая затрата стоит письма, а не спора: после подписания та же затрата становится вашим убытком либо предметом отдельного разбирательства о цене выполненного.</w:t>
+        <w:t>Сверьте смету с проектом, ведомостью объёмов, заданием и регламентами площадки. Перечислите основные, подготовительные и вспомогательные операции, стыки со смежниками, временные решения, уборку и документацию. Для каждой необходимой операции определите, где учтены её ресурсы и кто её выполняет.</w:t>
       </w:r>
     </w:p>
     <w:p>
       <w:r>
-        <w:t>Проходить алгоритм имеет смысл целиком: шаги проверяют разные слои сметы, и пропущенный слой — та самая строка, которой потом не окажется.</w:t>
+        <w:t>Результат: перечень расхождений по составу и зонам ответственности.</w:t>
       </w:r>
     </w:p>
     <w:p>
       <w:pPr>
-        <w:pStyle w:val="Heading2"/>
+        <w:pStyle w:val="Heading1"/>
       </w:pPr>
       <w:r>
-        <w:t>Шаг 1. Предмет: что в смете и что вы реально будете делать</w:t>
+        <w:t>2. Проверьте объёмы и исходные данные</w:t>
       </w:r>
     </w:p>
     <w:p>
       <w:r>
-        <w:rPr>
-          <w:b/>
-        </w:rPr>
-        <w:t xml:space="preserve">Что смотреть. </w:t>
+        <w:t>Зафиксируйте редакцию проекта, единицы измерения и уровень цен. Пересчитайте наиболее существенные и спорные позиции; если выявлены расхождения, расширьте проверку соответствующего раздела. Уточните расчёт объёмов, которые заранее не определены, и порядок их согласования.</w:t>
       </w:r>
+    </w:p>
+    <w:p>
       <w:r>
-        <w:t>Постройте два перечня рядом: состав работ по смете и состав работ, без которых вы физически не сдадите результат. Разница между ними — первый источник выпадающих затрат.</w:t>
+        <w:t>Результат: подтверждённые объёмы либо письменные вопросы к составителю сметы.</w:t>
       </w:r>
     </w:p>
     <w:p>
       <w:pPr>
-        <w:pStyle w:val="ListBullet"/>
+        <w:pStyle w:val="Heading1"/>
       </w:pPr>
       <w:r>
-        <w:t>Подготовительные и вспомогательные операции: описаны отдельными позициями или считаются «сами собой».</w:t>
+        <w:t>3. Зафиксируйте вид цены</w:t>
+      </w:r>
+    </w:p>
+    <w:p>
+      <w:r>
+        <w:t>Проверьте, является цена твёрдой или приблизительной. По пункту 4 статьи 709 ГК РФ при отсутствии иного указания цена считается твёрдой. Согласуйте порядок уведомления, расчёта и оформления изменений, включая изменение проекта, объёмов и сроков. Само обнаружение затраты в реестре цену договора не изменяет.</w:t>
+      </w:r>
+    </w:p>
+    <w:p>
+      <w:r>
+        <w:t>Результат: согласованный механизм цены и перечень изменений в договор.</w:t>
       </w:r>
     </w:p>
     <w:p>
       <w:pPr>
-        <w:pStyle w:val="ListBullet"/>
+        <w:pStyle w:val="Heading1"/>
       </w:pPr>
       <w:r>
-        <w:t>Работы на стыках с другими подрядчиками: кто делает примыкания, проходки, восстановление после смежников.</w:t>
+        <w:t>4. Пройдите проверочный лист и заполните реестр</w:t>
+      </w:r>
+    </w:p>
+    <w:p>
+      <w:r>
+        <w:t>Проверьте все 62 пункта файла 62. По реестру 63 укажите учёт в смете, позицию, зону ответственности, подтверждающий документ и статус. В денежную графу внесите оценку только непокрытой части. Дополнительные расходы группируйте в подходящую строку с расшифровкой в комментарии; не записывайте одну затрату дважды.</w:t>
+      </w:r>
+    </w:p>
+    <w:p>
+      <w:r>
+        <w:t>Результат: реестр непокрытых затрат и перечень вопросов на согласование.</w:t>
       </w:r>
     </w:p>
     <w:p>
       <w:pPr>
-        <w:pStyle w:val="ListBullet"/>
+        <w:pStyle w:val="Heading1"/>
       </w:pPr>
       <w:r>
-        <w:t>Уборка за собой и приведение помещений в состояние под сдачу.</w:t>
+        <w:t>5. Проверьте покрытие начислениями</w:t>
+      </w:r>
+    </w:p>
+    <w:p>
+      <w:r>
+        <w:t>Для каждой спорной затраты сверяйте состав расценки, материальных ресурсов, накладных расходов, зимних и временных затрат. Отсутствие отдельной строки не доказывает отсутствия покрытия. Включённую в цену часть исключите из денежной оценки; ссылку на покрытие укажите в реестре.</w:t>
+      </w:r>
+    </w:p>
+    <w:p>
+      <w:r>
+        <w:t>Результат: подтверждённая сумма непокрытой части без повторного начисления.</w:t>
       </w:r>
     </w:p>
     <w:p>
       <w:pPr>
-        <w:pStyle w:val="ListBullet"/>
+        <w:pStyle w:val="Heading1"/>
       </w:pPr>
       <w:r>
-        <w:t>Демонтаж временного, что вы же и смонтировали для производства работ.</w:t>
+        <w:t>6. Направьте запрос и согласуйте редакции</w:t>
       </w:r>
     </w:p>
     <w:p>
       <w:r>
-        <w:rPr>
-          <w:b/>
-        </w:rPr>
-        <w:t xml:space="preserve">Где это лежит. </w:t>
-      </w:r>
-      <w:r>
-        <w:t>Ведомость объёмов работ, проектная документация, техническое задание, регламенты площадки.</w:t>
+        <w:t>Заполните письмо 64 с приложением перечня. Запросите включение затрат, указание существующего покрытия либо распределение обязанностей. Срок ответа назначьте до подписания. Полученный ответ и каждое изменение перенесите в реестр. Разногласия оформите документом 65 и согласуйте обеими сторонами.</w:t>
       </w:r>
     </w:p>
     <w:p>
       <w:r>
-        <w:rPr>
-          <w:b/>
-        </w:rPr>
-        <w:t xml:space="preserve">Развилка. </w:t>
-      </w:r>
-      <w:r>
-        <w:t>Разница есть и она в вашу сторону — переходите к шагу 2. Разница есть и она против вас — позиции идут в реестр затрат со статусом «не учтено».</w:t>
+        <w:t>Результат: письменные решения по расходам, редакции сметы и условиям пересчёта.</w:t>
       </w:r>
     </w:p>
     <w:p>
       <w:pPr>
-        <w:pStyle w:val="Heading2"/>
+        <w:pStyle w:val="Heading1"/>
       </w:pPr>
       <w:r>
-        <w:t>Шаг 2. Объёмы: чем подтверждены цифры в графе «количество»</w:t>
+        <w:t>7. Примите решение о цене</w:t>
       </w:r>
     </w:p>
     <w:p>
       <w:r>
-        <w:rPr>
-          <w:b/>
-        </w:rPr>
-        <w:t xml:space="preserve">Что смотреть. </w:t>
+        <w:t>Сопоставьте непокрытую сумму с плановой прибылью. Нулевой итог действителен после проверки всех применимых позиций, а не вследствие пустых полей. Если оценка части расходов отсутствует, дополните расчёт до решения. При сохранении непокрытых затрат отдельно зафиксируйте принятие коммерческого риска руководителем.</w:t>
       </w:r>
+    </w:p>
+    <w:p>
       <w:r>
-        <w:t>Каждый объём в смете должен опираться на документ, а не на память составителя. Выборочно пересчитайте объёмы по позициям с наибольшей стоимостью — этого достаточно, чтобы понять, считали смету по проекту или по аналогу.</w:t>
+        <w:t>Результат: согласованная цена либо перечень условий, которые требуется изменить до подписания.</w:t>
       </w:r>
     </w:p>
     <w:p>
       <w:pPr>
-        <w:pStyle w:val="ListBullet"/>
+        <w:pStyle w:val="Heading1"/>
       </w:pPr>
       <w:r>
-        <w:t>Есть ли ведомость объёмов и совпадает ли она со сметой.</w:t>
-      </w:r>
-    </w:p>
-    <w:p>
-      <w:pPr>
-        <w:pStyle w:val="ListBullet"/>
-      </w:pPr>
-      <w:r>
-        <w:t>Из какой редакции проекта взяты объёмы и не менялся ли проект после этого.</w:t>
-      </w:r>
-    </w:p>
-    <w:p>
-      <w:pPr>
-        <w:pStyle w:val="ListBullet"/>
-      </w:pPr>
-      <w:r>
-        <w:t>Как считаются работы, объём которых на площадке заранее не известен.</w:t>
-      </w:r>
-    </w:p>
-    <w:p>
-      <w:pPr>
-        <w:pStyle w:val="ListBullet"/>
-      </w:pPr>
-      <w:r>
-        <w:t>Что происходит с ценой, если фактический объём разойдётся с проектным: порядок записан в договоре или не записан вовсе.</w:t>
+        <w:t>Подтверждающие документы</w:t>
       </w:r>
     </w:p>
     <w:p>
       <w:r>
-        <w:rPr>
-          <w:b/>
-        </w:rPr>
-        <w:t xml:space="preserve">Развилка. </w:t>
-      </w:r>
-      <w:r>
-        <w:t>Объёмы подтверждены документом — дальше. Объёмы ничем не подтверждены — письменный запрос об источнике объёмов до подписания, а не после.</w:t>
-      </w:r>
-    </w:p>
-    <w:p>
-      <w:pPr>
-        <w:pStyle w:val="Heading2"/>
-      </w:pPr>
-      <w:r>
-        <w:t>Шаг 3. Вид цены и порядок её изменения</w:t>
-      </w:r>
-    </w:p>
-    <w:p>
-      <w:r>
-        <w:rPr>
-          <w:b/>
-        </w:rPr>
-        <w:t xml:space="preserve">Что смотреть. </w:t>
-      </w:r>
-      <w:r>
-        <w:t>Как цена названа в проекте договора: твёрдая или приблизительная. От этого зависит не то, «можно ли потом добавить», а то, каким документом и в какой момент добавление оформляется.</w:t>
-      </w:r>
-    </w:p>
-    <w:p>
-      <w:pPr>
-        <w:pStyle w:val="ListBullet"/>
-      </w:pPr>
-      <w:r>
-        <w:t>Названа ли цена в договоре прямо. Не названа — это отдельный вопрос к юристу до подписания, а не мелочь формулировки.</w:t>
-      </w:r>
-    </w:p>
-    <w:p>
-      <w:pPr>
-        <w:pStyle w:val="ListBullet"/>
-      </w:pPr>
-      <w:r>
-        <w:t>Есть ли в договоре порядок изменения цены: кто инициирует, в какой срок отвечает вторая сторона, чем оформляется результат.</w:t>
-      </w:r>
-    </w:p>
-    <w:p>
-      <w:pPr>
-        <w:pStyle w:val="ListBullet"/>
-      </w:pPr>
-      <w:r>
-        <w:t>Что договор говорит об уровне цен и индексации при длительном сроке работ.</w:t>
-      </w:r>
-    </w:p>
-    <w:p>
-      <w:pPr>
-        <w:pStyle w:val="ListBullet"/>
-      </w:pPr>
-      <w:r>
-        <w:t>Что договор говорит о работах, необходимость которых выявится в ходе исполнения: порядок уведомления и порядок оплаты.</w:t>
-      </w:r>
-    </w:p>
-    <w:p>
-      <w:r>
-        <w:rPr>
-          <w:b/>
-        </w:rPr>
-        <w:t xml:space="preserve">Развилка. </w:t>
-      </w:r>
-      <w:r>
-        <w:t>Порядок изменения цены в договоре есть — дальше. Порядка нет — он вносится протоколом разногласий вместе с замечаниями по смете, одним документом.</w:t>
-      </w:r>
-    </w:p>
-    <w:p>
-      <w:pPr>
-        <w:pStyle w:val="Heading2"/>
-      </w:pPr>
-      <w:r>
-        <w:t>Шаг 4. Что смета не оплачивает: чек-лист и реестр</w:t>
-      </w:r>
-    </w:p>
-    <w:p>
-      <w:r>
-        <w:rPr>
-          <w:b/>
-        </w:rPr>
-        <w:t xml:space="preserve">Что делать. </w:t>
-      </w:r>
-      <w:r>
-        <w:t>Пройдите «Чек-лист выпадающих затрат» целиком и перенесите отмеченное в «Реестр затрат по объекту». Реестр — рабочий документ переговоров: в нём у каждой затраты есть статус, зона ответственности и оценка суммы.</w:t>
-      </w:r>
-    </w:p>
-    <w:p>
-      <w:r>
-        <w:t>Правило заполнения одно: затрата, которую вы понесёте, но не нашли отдельной строкой в смете, записывается в реестр всегда — даже когда кажется, что она «наверняка сидит в накладных». Проверка того, сидит ли, — следующий шаг.</w:t>
-      </w:r>
-    </w:p>
-    <w:p>
-      <w:r>
-        <w:rPr>
-          <w:b/>
-        </w:rPr>
-        <w:t xml:space="preserve">Развилка. </w:t>
-      </w:r>
-      <w:r>
-        <w:t>Реестр пуст — редкий случай, вернитесь к шагу 1 и проверьте, не сравнивали ли вы смету саму с собой. Реестр не пуст — дальше.</w:t>
-      </w:r>
-    </w:p>
-    <w:p>
-      <w:pPr>
-        <w:pStyle w:val="Heading2"/>
-      </w:pPr>
-      <w:r>
-        <w:t>Шаг 5. Накладные расходы и сметная прибыль: что туда не входит</w:t>
-      </w:r>
-    </w:p>
-    <w:p>
-      <w:r>
-        <w:rPr>
-          <w:b/>
-        </w:rPr>
-        <w:t xml:space="preserve">Что смотреть. </w:t>
-      </w:r>
-      <w:r>
-        <w:t>Возражение «это в накладных» звучит почти на каждой позиции реестра, и проверяется оно не спором, а перечнем: что начисление покрывает по своему составу и что остаётся снаружи. Разбор — в памятке «Накладные расходы и сметная прибыль».</w:t>
-      </w:r>
-    </w:p>
-    <w:p>
-      <w:pPr>
-        <w:pStyle w:val="ListBullet"/>
-      </w:pPr>
-      <w:r>
-        <w:t>От какой базы начислены накладные расходы и сметная прибыль в этой смете.</w:t>
-      </w:r>
-    </w:p>
-    <w:p>
-      <w:pPr>
-        <w:pStyle w:val="ListBullet"/>
-      </w:pPr>
-      <w:r>
-        <w:t>Какой норматив применён и почему именно он: вид работ и выбранный норматив должны сходиться.</w:t>
-      </w:r>
-    </w:p>
-    <w:p>
-      <w:pPr>
-        <w:pStyle w:val="ListBullet"/>
-      </w:pPr>
-      <w:r>
-        <w:t>Применены ли понижающие коэффициенты, кем и на каком основании.</w:t>
-      </w:r>
-    </w:p>
-    <w:p>
-      <w:pPr>
-        <w:pStyle w:val="ListBullet"/>
-      </w:pPr>
-      <w:r>
-        <w:t>Какие из ваших затрат по составу к этому начислению отношения не имеют и должны стоять отдельной строкой.</w:t>
-      </w:r>
-    </w:p>
-    <w:p>
-      <w:r>
-        <w:rPr>
-          <w:b/>
-        </w:rPr>
-        <w:t xml:space="preserve">Развилка. </w:t>
-      </w:r>
-      <w:r>
-        <w:t>Позиция реестра действительно покрывается начислением — снимите её со статусом «покрыто, проверено». Не покрывается — статус «не учтено», и она идёт в запрос.</w:t>
-      </w:r>
-    </w:p>
-    <w:p>
-      <w:pPr>
-        <w:pStyle w:val="Heading2"/>
-      </w:pPr>
-      <w:r>
-        <w:t>Шаг 6. Сезон, площадка, отходы</w:t>
-      </w:r>
-    </w:p>
-    <w:p>
-      <w:r>
-        <w:rPr>
-          <w:b/>
-        </w:rPr>
-        <w:t xml:space="preserve">Что смотреть. </w:t>
-      </w:r>
-      <w:r>
-        <w:t>Три группы затрат, которые чаще прочих выпадают у субподрядчика и каждая из которых может стоить заметной доли договора. Разбор — в памятках комплекта.</w:t>
-      </w:r>
-    </w:p>
-    <w:p>
-      <w:pPr>
-        <w:pStyle w:val="ListBullet"/>
-      </w:pPr>
-      <w:r>
-        <w:t>Зимний период: попадает ли работа в него по фактическому графику, а не по оптимистичному плановому; что происходит с ценой, если срок сдвинется в зиму.</w:t>
-      </w:r>
-    </w:p>
-    <w:p>
-      <w:pPr>
-        <w:pStyle w:val="ListBullet"/>
-      </w:pPr>
-      <w:r>
-        <w:t>Временные здания и сооружения: чем пользуетесь вы, кто это ставит и содержит, кто платит за ресурсы на период работ.</w:t>
-      </w:r>
-    </w:p>
-    <w:p>
-      <w:pPr>
-        <w:pStyle w:val="ListBullet"/>
-      </w:pPr>
-      <w:r>
-        <w:t>Отходы: кто вывозит строительный мусор, за чей счёт, чем подтверждается вывоз.</w:t>
-      </w:r>
-    </w:p>
-    <w:p>
-      <w:pPr>
-        <w:pStyle w:val="ListBullet"/>
-      </w:pPr>
-      <w:r>
-        <w:t>Транспорт и подача материалов: до объекта, по объекту, подъём и разгрузка.</w:t>
-      </w:r>
-    </w:p>
-    <w:p>
-      <w:pPr>
-        <w:pStyle w:val="ListBullet"/>
-      </w:pPr>
-      <w:r>
-        <w:t>Резерв на непредвиденные работы: есть ли он в смете, кто им распоряжается и каким документом раскрывается.</w:t>
-      </w:r>
-    </w:p>
-    <w:p>
-      <w:r>
-        <w:rPr>
-          <w:b/>
-        </w:rPr>
-        <w:t xml:space="preserve">Развилка. </w:t>
-      </w:r>
-      <w:r>
-        <w:t>Все три группы прямо распределены договором или сметой — дальше. Хотя бы одна не распределена — она включается в запрос: молчание договора о том, кто платит, на практике решается в пользу того, кто платить не должен.</w:t>
-      </w:r>
-    </w:p>
-    <w:p>
-      <w:pPr>
-        <w:pStyle w:val="Heading2"/>
-      </w:pPr>
-      <w:r>
-        <w:t>Шаг 7. Решение и его оформление</w:t>
-      </w:r>
-    </w:p>
-    <w:p>
-      <w:pPr>
-        <w:pStyle w:val="ListNumber"/>
-      </w:pPr>
-      <w:r>
-        <w:t>Сложите оценки по позициям реестра со статусом «не учтено» и сопоставьте сумму с ценой договора. Это ваша реальная цена работы, а не та, что стоит в смете.</w:t>
-      </w:r>
-    </w:p>
-    <w:p>
-      <w:pPr>
-        <w:pStyle w:val="ListNumber"/>
-      </w:pPr>
-      <w:r>
-        <w:t>Позиции, по которым нужен ответ второй стороны, — в «Запрос о включении затрат в смету». Запрос отправляется до подписания и фиксирует, что вы спрашивали.</w:t>
-      </w:r>
-    </w:p>
-    <w:p>
-      <w:pPr>
-        <w:pStyle w:val="ListNumber"/>
-      </w:pPr>
-      <w:r>
-        <w:t>Позиции, по которым вы готовы подписать смету только в своей редакции, — в «Протокол разногласий по смете».</w:t>
-      </w:r>
-    </w:p>
-    <w:p>
-      <w:pPr>
-        <w:pStyle w:val="ListNumber"/>
-      </w:pPr>
-      <w:r>
-        <w:t>Ответ получен и затраты включены — подписывайте. Ответ не получен, а подписать нужно — подписывайте с протоколом разногласий и ссылкой на него в самом договоре.</w:t>
-      </w:r>
-    </w:p>
-    <w:p>
-      <w:pPr>
-        <w:pStyle w:val="ListNumber"/>
-      </w:pPr>
-      <w:r>
-        <w:t>Ответа нет, протокол не принимают, а сумма выпадающих затрат сопоставима с вашей прибылью по объекту — это решение не о смете, а о том, брать ли объект.</w:t>
-      </w:r>
-    </w:p>
-    <w:p>
-      <w:r>
-        <w:rPr>
-          <w:b/>
-        </w:rPr>
-        <w:t xml:space="preserve">Не подписывать без пересчёта, если: </w:t>
-      </w:r>
-      <w:r>
-        <w:t>цена названа твёрдой, порядок её изменения в договоре отсутствует, а реестр выпадающих затрат сопоставим с вашей прибылью по объекту. Три условия вместе означают, что риск целиком ваш и снять его после подписания будет нечем.</w:t>
-      </w:r>
-    </w:p>
-    <w:p>
-      <w:pPr>
-        <w:pStyle w:val="Heading2"/>
-      </w:pPr>
-      <w:r>
-        <w:t>Условный пример счёта</w:t>
-      </w:r>
-    </w:p>
-    <w:p>
-      <w:r>
-        <w:t>Пример условный, цифры взяты для иллюстрации порядка действий и ни к какому объекту не относятся.</w:t>
-      </w:r>
-    </w:p>
-    <w:p>
-      <w:r>
-        <w:t>Смета — 10 условных единиц, ваша плановая прибыль — 1 единица. Реестр выпадающих затрат собрал 0,8 единицы: вывоз мусора, подъём материалов и содержание бытовки. Ни одна из позиций по отдельности не выглядела поводом для письма; вместе они забирают четыре пятых прибыли. Смысл шага 7 в том, чтобы увидеть эту сумму до подписи, а не после закрытия первого месяца.</w:t>
+        <w:t>Проект и ведомость объёмов, смета с указанием редакции, проект договора и приложения, график работ, регламенты площадки, предложения поставщиков и перевозчиков, расчёты затрат, переписка и подписанные решения сторон.</w:t>
       </w:r>
     </w:p>
     <w:sectPr>
-      <w:pgSz w:w="12240" w:h="15840"/>
-      <w:pgMar w:top="1440" w:right="1800" w:bottom="1440" w:left="1800" w:header="720" w:footer="720" w:gutter="0"/>
+      <w:pgSz w:w="11906" w:h="16838"/>
+      <w:pgMar w:top="907" w:right="1020" w:bottom="907" w:left="1134" w:header="720" w:footer="720" w:gutter="0"/>
       <w:cols w:space="720"/>
       <w:docGrid w:linePitch="360"/>
     </w:sectPr>
@@ -899,6 +527,14 @@
     <w:name w:val="Normal"/>
     <w:qFormat/>
     <w:rsid w:val="00FC693F"/>
+    <w:pPr>
+      <w:spacing w:after="80" w:line="247" w:lineRule="auto"/>
+    </w:pPr>
+    <w:rPr>
+      <w:rFonts w:ascii="Arial" w:hAnsi="Arial"/>
+      <w:color w:val="303539"/>
+      <w:sz w:val="20"/>
+    </w:rPr>
   </w:style>
   <w:style w:type="paragraph" w:styleId="Header">
     <w:name w:val="header"/>
@@ -955,15 +591,15 @@
     <w:pPr>
       <w:keepNext/>
       <w:keepLines/>
-      <w:spacing w:before="480" w:after="0"/>
+      <w:spacing w:before="140" w:after="80"/>
       <w:outlineLvl w:val="0"/>
     </w:pPr>
     <w:rPr>
-      <w:rFonts w:asciiTheme="majorHAnsi" w:eastAsiaTheme="majorEastAsia" w:hAnsiTheme="majorHAnsi" w:cstheme="majorBidi"/>
+      <w:rFonts w:asciiTheme="majorHAnsi" w:eastAsiaTheme="majorEastAsia" w:hAnsiTheme="majorHAnsi" w:cstheme="majorBidi" w:ascii="Arial" w:hAnsi="Arial"/>
       <w:b/>
       <w:bCs/>
-      <w:color w:val="365F91" w:themeColor="accent1" w:themeShade="BF"/>
-      <w:sz w:val="28"/>
+      <w:color w:val="303539"/>
+      <w:sz w:val="22"/>
       <w:szCs w:val="28"/>
     </w:rPr>
   </w:style>
@@ -979,15 +615,15 @@
     <w:pPr>
       <w:keepNext/>
       <w:keepLines/>
-      <w:spacing w:before="200" w:after="0"/>
+      <w:spacing w:before="180" w:after="80"/>
       <w:outlineLvl w:val="1"/>
     </w:pPr>
     <w:rPr>
-      <w:rFonts w:asciiTheme="majorHAnsi" w:eastAsiaTheme="majorEastAsia" w:hAnsiTheme="majorHAnsi" w:cstheme="majorBidi"/>
+      <w:rFonts w:asciiTheme="majorHAnsi" w:eastAsiaTheme="majorEastAsia" w:hAnsiTheme="majorHAnsi" w:cstheme="majorBidi" w:ascii="Arial" w:hAnsi="Arial"/>
       <w:b/>
       <w:bCs/>
-      <w:color w:val="4F81BD" w:themeColor="accent1"/>
-      <w:sz w:val="26"/>
+      <w:color w:val="303539"/>
+      <w:sz w:val="20"/>
       <w:szCs w:val="26"/>
     </w:rPr>
   </w:style>
@@ -1241,18 +877,16 @@
     <w:qFormat/>
     <w:rsid w:val="00FC693F"/>
     <w:pPr>
-      <w:pBdr>
-        <w:bottom w:val="single" w:sz="8" w:space="4" w:color="4F81BD" w:themeColor="accent1"/>
-      </w:pBdr>
-      <w:spacing w:after="300" w:line="240" w:lineRule="auto"/>
+      <w:spacing w:after="80" w:line="240" w:lineRule="auto" w:before="180"/>
       <w:contextualSpacing/>
     </w:pPr>
     <w:rPr>
-      <w:rFonts w:asciiTheme="majorHAnsi" w:eastAsiaTheme="majorEastAsia" w:hAnsiTheme="majorHAnsi" w:cstheme="majorBidi"/>
-      <w:color w:val="17365D" w:themeColor="text2" w:themeShade="BF"/>
+      <w:rFonts w:asciiTheme="majorHAnsi" w:eastAsiaTheme="majorEastAsia" w:hAnsiTheme="majorHAnsi" w:cstheme="majorBidi" w:ascii="Arial" w:hAnsi="Arial"/>
+      <w:b/>
+      <w:color w:val="303539"/>
       <w:spacing w:val="5"/>
       <w:kern w:val="28"/>
-      <w:sz w:val="52"/>
+      <w:sz w:val="30"/>
       <w:szCs w:val="52"/>
     </w:rPr>
   </w:style>
